--- a/example_articles/states/Vermont/3.states_Vermont_New_York_Times.docx
+++ b/example_articles/states/Vermont/3.states_Vermont_New_York_Times.docx
@@ -7,7 +7,7 @@
         <w:pStyle w:val="Heading1"/>
       </w:pPr>
       <w:r>
-        <w:t>Trouble in Paradise</w:t>
+        <w:t>As a Mayor, Sanders Favored Pragmatism Over His Idealism</w:t>
       </w:r>
     </w:p>
     <w:p>
@@ -17,17 +17,17 @@
     </w:p>
     <w:p>
       <w:r>
-        <w:t>Date: 2014-06-01</w:t>
+        <w:t>Date: 2015-11-26</w:t>
       </w:r>
     </w:p>
     <w:p>
       <w:r>
-        <w:t>Section: Section BR; Column 0; Book Review Desk; Pg. 62; THE SHORTLIST</w:t>
+        <w:t>Section: Section A; Column 0; National Desk; Pg. 1</w:t>
       </w:r>
     </w:p>
     <w:p>
       <w:r>
-        <w:t>Source file: NYT/31.DOCX</w:t>
+        <w:t>Source file: NYT/36.DOCX</w:t>
       </w:r>
     </w:p>
     <w:p>
@@ -49,32 +49,92 @@
     </w:p>
     <w:p>
       <w:r>
-        <w:t>THE VACATIONERSBy Emma Straub Riverhead, $26.95.</w:t>
+        <w:t>BURLINGTON, Vt. --  When Bernie Sanders, a self-declared socialist, served as mayor here in the 1980s, he often complained that the United States had its priorities wrong, that it should be diverting money from the military to domestic needs like housing and health care.</w:t>
         <w:br/>
-        <w:t>For those unable to jet off to a Spanish island this summer, reading ''The Vacationers'' may be the next-best thing. Straub's gorgeously written novel follows the Post family -- a food writer named Franny; her patrician husband, Jim; and their children, 28-year old Bobby and 18-year-old Sylvia -- to Majorca. The island is brought to life irresistibly, ''a layer cake'' when Franny first spies it, and their vacation house ''looked like an actual present.'' But all is not perfect in vacationland. Jim has recently been let go from his position as the editor of a men's magazine after a dalliance with a young employee who also happens to be the daughter of a board member. Franny had planned this island idyll before their lives were upended by the affair; during this trip, she must decide whether their marriage will survive or implode. On the island, the Posts are joined by Franny's best friend, Charles; his husband, Lawrence; and Bobby's girlfriend, Carmen, all facing challenges of their own. Charles and Lawrence are waiting to hear if they'll be chosen to adopt a baby; Bobby and Carmen's relationship isn't faring much better than Jim and Franny's.</w:t>
+        <w:t xml:space="preserve">So when dozens of antiwar activists blocked the entrance to the local General Electric plant because it was manufacturing Gatling guns to fight the socialists in Central America, the protesters expected the mayor's full support. </w:t>
         <w:br/>
-        <w:t>This glimpse into the Posts' real-estate-blessed lives (''Was Riverside Drive too far, too remote?'' Jim wonders, considering the possible loss of their gigantic Manhattan house to a divorce. ''Could he live in the 90s?'') might give the less fortunate reader an attack of the Majorca-deprived blues, but the novel's joy and humor are infectious. Straub may be an heir to Laurie Colwin, crafting characters that are smart, addictively charming, delightfully misanthropic and fun. Franny waxes on the pleasures of ''being alone in the kitchen,'' and her passion for her children, for her friend Charles, for food, love and travel, illuminates the narrative. ''Being in a foreign country made even the smallest differences seem like art,'' Straub observes. When I turned the last page, I felt as I often do when a vacation is over: grateful for the trip and mourning its end.</w:t>
+        <w:t xml:space="preserve">  Instead, he lined up with union officials and watched as the police made arrests, saying later that in blocking the plant, the activists were keeping workers from their jobs.</w:t>
         <w:br/>
-        <w:t>THE LEMON GROVEBy Helen Walsh Doubleday, $24.95.</w:t>
+        <w:t xml:space="preserve">  It was a classic example of how Mr. Sanders governed -- as a pragmatist. He tended to talk globally but act locally, in this case choosing the real and immediate socialist principle of protecting workers over blocking the making of weapons to fight leftists abroad. Although he often shouted about foreign affairs, Mr. Sanders was consumed with running the city.</w:t>
         <w:br/>
-        <w:t>If Straub's Majorca is a layer cake, Walsh's version of the same island is a shot of straight gin. The provocative premise of ''The Lemon Grove'' may make some readers squirm: During her annual vacation to the island with her husband, Greg, a middle-aged woman named Jenn is overcome by her attraction to Nathan, the 17-year-old boyfriend of her stepdaughter, Emma. ''The last thing she wants while on holiday is to be stretched or challenged,'' Jenn tells herself before Nathan arrives, but his presence changes all that. Walsh's pacing is brilliant, her writing a combination of William Trevor and Erica Jong, as she fearlessly explores the complexities and nuances of a woman surprised by her own feelings.</w:t>
+        <w:t xml:space="preserve">  Now 74 and the junior senator from Vermont, Mr. Sanders sometimes cites his eight years as mayor as he seeks the Democratic nomination for president. His mayoralty was his only experience as a chief executive, and it showed him to be a leader guided more by practicality than ideology.</w:t>
         <w:br/>
-        <w:t>Walsh also unflinchingly portrays the difficult, heartbreaking relationship of Jenn and her stepdaughter, whose mother died in childbirth. ''The legacy of grief is a chronic affliction,'' Walsh concludes, ''not curable but manageable.'' As Jenn and Emma struggle to deal with their ever-shifting roles, Jenn faces a ''narrowing of aspiration'' as she grows older. ''She knows there'll be no fantasy home in Majorca. She knows there'll be no baby of their own. She knows all this, yet there is still a part of her not willing yet, not ready to accept it.''</w:t>
+        <w:t xml:space="preserve">  The mayor who was quick to condemn millionaires also imposed fiscal discipline here in this laid-back blue-collar university town of 38,000 residents. He used a budget surplus not to experiment with a socialist concept like redistributing wealth but to fix the city's deteriorating streets. And he oversaw the revitalization of downtown, often working with big business.</w:t>
         <w:br/>
-        <w:t>''The Lemon Grove'' is a gripping tale of a woman stepping beyond conventional boundaries and into the unknown. ''Everything change,'' a local tells Jenn in accented English when she searches for a now-­demolished restaurant her family once loved. Everything does change -- marriage, love, parenthood, aspirations, self-knowledge. Jenn recalls the lines of a poem by D. H. Lawrence, which Greg read to her on their wedding day: ''The gem of mutual peace emerging from the wild chaos of love.'' Can mutual peace really coexist with wild chaos? Walsh's readers will find themselves eagerly turning the pages, racing to find out.</w:t>
+        <w:t xml:space="preserve">  Back then, the Democrats were considered the old guard, his adversaries; in many cases, Mr. Sanders aligned himself with Republicans to get things done.</w:t>
         <w:br/>
-        <w:t>BITTERSWEETBy Miranda Beverly-Whittemore Crown, $25.</w:t>
+        <w:t xml:space="preserve">  ''Even though he talks revolution, he's an incrementalist,'' said Richard Sugarman, a longtime friend and a professor of religion at the University of Vermont. ''He knows that things will only be changed little by little, one by one. That's why he's been effective.''</w:t>
         <w:br/>
-        <w:t>If fiction imitates life, then it might be wise, before accepting an invitation to visit the estate of a wealthy New England family, to ask exactly what their dark secrets are. (Past crimes? Infidelities? Corpses in the tomato patch?) In ''Bittersweet,'' a working-class college student named Mabel Dagmar spends her summer unlocking the secrets of the Winslow clan. She's been invited to Winloch, their sprawling Vermont estate, by her roommate, Genevra (Ev) Winslow, whose family's first names make them sound like a WASPy tribe in a ''Saturday Night Live'' spoof: Birch, Tilde, Galway, Banning, Athol. Upon the age of 18, Ev and her siblings each inherit a Winloch cottage; Ev's is called, appropriately, Bittersweet.</w:t>
+        <w:t xml:space="preserve">  Critics on the right said their socialist mayor gave the city a bad image, wasting time on foreign affairs, including trips to Nicaragua and the Soviet Union. At the same time, critics on the left said he compromised too much with business interests and did not go far enough in pursuing socialist ideals. Over the span of his mayoralty, the number of families living in poverty grew -- to 798 in 1990 from 563 in 1980, an increase of 42 percent.</w:t>
         <w:br/>
-        <w:t>Bookish Mabel keeps her own dark past at bay as she feels herself being changed by the wealth all around her. When she sees a Van Gogh hanging at Winloch, she realizes, ''I felt proud, as though somehow, being here with this piece of history, I had already made something of myself.'' Beverly-Whittemore is at her best bringing Winloch vividly to life, evoking the look and feel of its cottages and dining hall, and its daily summer rhythms, from the children playing along the lake shore to a family performance of scenes from ''A Midsummer Night's Dream.''</w:t>
+        <w:t xml:space="preserve">  Still, he was re-elected three times, each with an increasing share of the vote. Under his watch, Burlington, Vermont's largest city, cropped up on lists of the best places to live. U.S. News and World Report named him one of the nation's 20 top mayors in 1987, crediting him with preserving affordable housing, holding the line on property taxes and making a serious push for home rule in a state where cities had little autonomy.</w:t>
         <w:br/>
-        <w:t>A fairy tale aspect -- of the Grimm, not the Disney variety -- pervades the novel, which artfully builds an increasing sense of menace: Deadbolt locks are mysteriously installed on the doors to many of the women's cottages and bedrooms, and even the source of the Winslows' wealth is uncertain.</w:t>
+        <w:t xml:space="preserve">  ''He learned how to use the levers of local government to improve people's lives,'' said Peter Dreier, a professor of politics and public policy at Occidental College who studied Burlington during Mr. Sanders's mayoralty.</w:t>
         <w:br/>
-        <w:t>All summer, Mabel struggles to read ''Paradise Lost.'' ''The most essential part of growing up,'' she tells herself, ''is figuring out where your empty places are and learning how to fill them by, and for, yourself.'' Like a Downton-in-Vermont, ''Bittersweet'' takes swift, implausible plot turns, and its family secrets flow like a bottomless magnum of champagne, but Beverly-­Whittemore succeeds in shining a light into the dark, brutal flaws of the human heart.</w:t>
+        <w:t xml:space="preserve">  This was not necessarily what many had expected.</w:t>
+        <w:br/>
+        <w:t xml:space="preserve">  The arrival in the mayor's office in 1981 of a self-described socialist, who hung a portrait of Eugene V. Debs on his wall, put Burlington on the political map -- but as something of a joke. Garry Trudeau, creator of ''Doonesbury,'' called it ''The People's Republic of Burlington.'' Two weeks after Mr. Sanders was elected, unseating the entrenched Democratic mayor by just 10 votes, François Mitterrand, a socialist, was elected president of France. This spawned the slogan ''As Burlington goes, so goes France.''</w:t>
+        <w:br/>
+        <w:t xml:space="preserve">  But Mr. Sanders had more local concerns. Chief among them: the powerful board of aldermen, now called the City Council.</w:t>
+        <w:br/>
+        <w:t xml:space="preserve">  Of the 13 aldermen, 11 opposed him and blocked everything he tried to do. They were convinced that Mr. Sanders's whisker-thin victory had been a fluke and were determined to stifle him. They fired his secretary. They refused to let him appoint his own cabinet. The city clerk opened his mail.</w:t>
+        <w:br/>
+        <w:t xml:space="preserve">  The voluble Mr. Sanders did not sit idly by. The Burlington Free Press described that first year as ''one long shouting match.''</w:t>
+        <w:br/>
+        <w:t xml:space="preserve">  He finally gained his footing in March 1982 when he mounted a campaign against some of the aldermen who faced re-election. He mobilized voters, a tactic that would become a Sanders hallmark. And on Election Day, most of the old guard Democrats were tossed out, bolstering his progressive coalition of ''Sanderistas.''</w:t>
+        <w:br/>
+        <w:t xml:space="preserve">  ''Bernie couldn't manage his way out of a paper bag,'' said Garrison Nelson, a political scientist at the University of Vermont. ''But he brought on board an extremely talented group of people.''</w:t>
+        <w:br/>
+        <w:t xml:space="preserve">  Mr. Sanders, frugal by nature, set the tone. And together, they conducted the first audit of Burlington's pension system in a quarter-century. They moved the city's money into higher-yielding accounts. They raised fees for building permits and for utilities that dug up the city's streets. And they ended the cronyism by which the city's insurance contracts had been let, opening them to competitive bidding.</w:t>
+        <w:br/>
+        <w:t xml:space="preserve">  Taken together, these moves saved the city hundreds of thousands of dollars.</w:t>
+        <w:br/>
+        <w:t xml:space="preserve">  ''Our slogan was we would 'out-Republican the Republicans,''' said John Franco Jr., who was assistant city attorney in the Sanders administration. ''The Republicans on the board liked that, and so on fiscal issues, they would side with us and we would have a governing coalition.''</w:t>
+        <w:br/>
+        <w:t xml:space="preserve">  For all of his socialist oratory -- his first speech to the local chamber of commerce denounced Washington's support for ''fascist dictatorships'' in Latin America -- Mr. Sanders turned out to be good for business. Even though he imposed new taxes, on hotels, restaurants and bars, businesses did not flee.</w:t>
+        <w:br/>
+        <w:t xml:space="preserve">  Mr. Sanders also formed alliances of convenience, including one with Antonio Pomerleau, a wealthy developer whom Mr. Sanders had criticized during his first campaign for mayor. Mr. Pomerleau visited him after the election. ''I said, 'Congratulations, you're the mayor, but it's still my town,''' Mr. Pomerleau, now 98, recalled in an interview. He told him he was a Republican, but added, ''If you come up with good ideas for Burlington, I'll back you up.'''</w:t>
+        <w:br/>
+        <w:t xml:space="preserve">  Mr. Sanders came up with several that Mr. Pomerleau found agreeable, like raising the salaries of police officers. Mr. Sanders overlooked the mogul's status as a 1 percenter, saying he was a self-made capitalist, not a corporate capitalist, and relied on his advice. They remain friends to this day.</w:t>
+        <w:br/>
+        <w:t xml:space="preserve">  If Mr. Sanders had a guiding political philosophy then, it might best be described as an amalgam of economic pragmatism, political savvy and a dash of his own brand of socialist theory. He defined that theory as ''opening up the doors of government, paying a special attention to the needs of poor people and working people.''</w:t>
+        <w:br/>
+        <w:t xml:space="preserve">  This was the logic behind his support for the workers at the General Electric plant making Gatling guns, which opened him to criticism from activists on the left.</w:t>
+        <w:br/>
+        <w:t xml:space="preserve">  ''It was a big disappointment that a fellow leftist did not support us,'' said Jay Moore, a longtime Vermont political activist who was among those who had blocked the General Electric plant.</w:t>
+        <w:br/>
+        <w:t xml:space="preserve">  But in other instances he was a hard bargainer, and he became a practiced horse trader.</w:t>
+        <w:br/>
+        <w:t xml:space="preserve">  When he wanted to create a Community and Economic Development Office -- in part to seize power from the Planning Department, an obstructionist agency controlled by the old guard -- he won Republican backing by promising to use it as an instrument of economic growth. But the office also allowed Mr. Sanders to pursue his own agenda of creating more affordable housing.</w:t>
+        <w:br/>
+        <w:t xml:space="preserve">  ''The creation of CEDO was the beginning of creating a strong mayor,'' said Michael Monte, who was assistant director and later director of the office. ''It became the administration's policy arm for a wide range of proposals.''</w:t>
+        <w:br/>
+        <w:t xml:space="preserve">  Among them was Mr. Sanders's initiative to save the Northgate Apartments, a huge, run-down complex of 336 townhouse-style units near Lake Champlain. The Sanders administration created a nonprofit entity that bought the complex from its private owners, stopping the proposed conversion of Northgate into high-priced condos, which would have driven out its low-income tenants.</w:t>
+        <w:br/>
+        <w:t xml:space="preserve">  ''The key was to make sure the city didn't get gentrified,'' said Mr. Nelson, the political scientist.</w:t>
+        <w:br/>
+        <w:t xml:space="preserve">  While many on the left applauded his efforts on housing, they were more critical of Mr. Sanders's stance during the yearslong, convoluted battle over development of the city's spectacular waterfront along Lake Champlain.</w:t>
+        <w:br/>
+        <w:t xml:space="preserve">  Mr. Sanders wanted to open up the lakefront, long marred by a decrepit rail yard, for public use. Eventually, that is what happened. But for a time he backed a private proposal to build a complex of high-end condos, hotel and commercial space that critics said would block views of the lake and limit public access.</w:t>
+        <w:br/>
+        <w:t xml:space="preserve">  More deal maker than ideologue, Mr. Sanders later worked for a compromise that scaled back the proposal and added public amenities like green space. He said the compromise, supported by most of the aldermen, was the best he could get and that the development would expand the city's tax base, bringing millions of dollars into city coffers.</w:t>
+        <w:br/>
+        <w:t xml:space="preserve">  He then championed a $6 million bond issue to pay for the infrastructure and public amenities.</w:t>
+        <w:br/>
+        <w:t xml:space="preserve">  But environmentalists and others accused Mr. Sanders of selling out to business interests. The dispute led to a highly contentious campaign over the bond issue.</w:t>
+        <w:br/>
+        <w:t xml:space="preserve">  ''We fought like hell,'' recalled Sandy Baird, then part of the Green movement, now a professor at Burlington College. ''We wanted that land open to the public.''</w:t>
+        <w:br/>
+        <w:t xml:space="preserve">  Mr. Sanders's side lost. In December 1985, the bond issue garnered 54 percent of the vote but not the two-thirds majority necessary to pass; many working-class areas voted against it.</w:t>
+        <w:br/>
+        <w:t xml:space="preserve">  With the proposal dead, Mayor Sanders tacked again toward the pragmatic: The city and state revived a lawsuit to claim the waterfront for public use. After years of litigation, Vermont's highest court ruled in their favor, clearing the way for the much-heralded public waterfront of today -- free of large private high-end development along the shoreline.</w:t>
+        <w:br/>
+        <w:t xml:space="preserve">  Now, the waterfront is Burlington's most valuable asset. Residents and tourists flock to its leafy open spaces, public docks, restaurants and bike path.</w:t>
+        <w:br/>
+        <w:t xml:space="preserve">  In May, it provided a picture-perfect backdrop for Mr. Sanders to announce that he was running for president.</w:t>
         <w:br/>
         <w:br/>
-        <w:t>http://www.nytimes.com/2014/06/01/books/review/the-vacationers-by-emma-straub-and-more.html</w:t>
+        <w:t>http://www.nytimes.com/2015/11/26/us/politics/as-mayor-bernie-sanders-was-more-pragmatic-than-socialist.html</w:t>
         <w:br/>
         <w:br/>
         <w:t>Graphic</w:t>
@@ -82,7 +142,11 @@
         <w:br/>
         <w:t xml:space="preserve"> </w:t>
         <w:br/>
-        <w:t>PHOTOS DRAWING (DRAWING BY JOHN GALL)</w:t>
+        <w:t>PHOTOS: Bernie Sanders in 1981. (PHOTOGRAPH BY VERMONT VANGUARD PRESS) (A1)</w:t>
+        <w:br/>
+        <w:t>Bernie Sanders in 1981, after he was elected mayor of Burlington, Vt. Mr. Sanders added taxes on hotels, restaurants and bars, but businesses did not flee the city, left. He held the office for eight years. (PHOTOGRAPHS BY ROB SWANSON</w:t>
+        <w:br/>
+        <w:t xml:space="preserve"> JACOB HANNAH FOR THE NEW YORK TIMES) (A28)</w:t>
       </w:r>
     </w:p>
     <w:sectPr>

--- a/example_articles/states/Vermont/3.states_Vermont_New_York_Times.docx
+++ b/example_articles/states/Vermont/3.states_Vermont_New_York_Times.docx
@@ -7,7 +7,7 @@
         <w:pStyle w:val="Heading1"/>
       </w:pPr>
       <w:r>
-        <w:t>As a Mayor, Sanders Favored Pragmatism Over His Idealism</w:t>
+        <w:t>Biden Revives Campaign, Winning Nine States, but Sanders Takes California</w:t>
       </w:r>
     </w:p>
     <w:p>
@@ -17,17 +17,17 @@
     </w:p>
     <w:p>
       <w:r>
-        <w:t>Date: 2015-11-26</w:t>
+        <w:t>Date: 2020-03-03</w:t>
       </w:r>
     </w:p>
     <w:p>
       <w:r>
-        <w:t>Section: Section A; Column 0; National Desk; Pg. 1</w:t>
+        <w:t>Section: US; politics</w:t>
       </w:r>
     </w:p>
     <w:p>
       <w:r>
-        <w:t>Source file: NYT/36.DOCX</w:t>
+        <w:t>Source file: NYT/14.DOCX</w:t>
       </w:r>
     </w:p>
     <w:p>
@@ -49,104 +49,83 @@
     </w:p>
     <w:p>
       <w:r>
-        <w:t>BURLINGTON, Vt. --  When Bernie Sanders, a self-declared socialist, served as mayor here in the 1980s, he often complained that the United States had its priorities wrong, that it should be diverting money from the military to domestic needs like housing and health care.</w:t>
+        <w:t>The voting on the biggest day of the Democratic presidential campaign increasingly suggested a two-person race between candidates representing competing wings of the party.</w:t>
         <w:br/>
-        <w:t xml:space="preserve">So when dozens of antiwar activists blocked the entrance to the local General Electric plant because it was manufacturing Gatling guns to fight the socialists in Central America, the protesters expected the mayor's full support. </w:t>
+        <w:t>The Democratic presidential race emerged from Super Tuesday with two clear front-runners as Joseph R. Biden Jr. won Texas, Virginia, North Carolina and at least six other states, largely through support from African-Americans and moderates, while Senator            Bernie Sanders harnessed the backing of liberals and young voters to claim the biggest prize of the campaign, California, and several other primaries.</w:t>
         <w:br/>
-        <w:t xml:space="preserve">  Instead, he lined up with union officials and watched as the police made arrests, saying later that in blocking the plant, the activists were keeping workers from their jobs.</w:t>
+        <w:t>As the results were still being counted in several states, Mr. Biden received another boost to his campaign on Wednesday morning, when Michael R. Bloomberg, the billionaire former mayor of New York City, ended bid for the nomination and endorsed Mr. Biden. The decision removes another candidate from the centrist lane as Mr. Biden consolidates the moderate wing of the party.</w:t>
         <w:br/>
-        <w:t xml:space="preserve">  It was a classic example of how Mr. Sanders governed -- as a pragmatist. He tended to talk globally but act locally, in this case choosing the real and immediate socialist principle of protecting workers over blocking the making of weapons to fight leftists abroad. Although he often shouted about foreign affairs, Mr. Sanders was consumed with running the city.</w:t>
+        <w:t>The returns across the country on the biggest night of voting suggested that the Democratic contest was increasingly focused on two candidates who are standard-bearers for competing wings of the party, Mr. Biden in the political center and Mr. Sanders on the left. Their two other major rivals, Senator Elizabeth Warren and            Mr. Bloomberg, were on track to finish well behind them and faced an uncertain path forward.</w:t>
         <w:br/>
-        <w:t xml:space="preserve">  Now 74 and the junior senator from Vermont, Mr. Sanders sometimes cites his eight years as mayor as he seeks the Democratic nomination for president. His mayoralty was his only experience as a chief executive, and it showed him to be a leader guided more by practicality than ideology.</w:t>
+        <w:t>Mr. Biden's victories came chiefly in the South and the Midwest, and in some of them he won by unexpectedly wide margins. In a surprising upset, Mr. Biden even captured Ms. Warren's home state of Massachusetts, where he did not appear in person, and where Mr. Sanders had campaigned aggressively in recent days.</w:t>
         <w:br/>
-        <w:t xml:space="preserve">  The mayor who was quick to condemn millionaires also imposed fiscal discipline here in this laid-back blue-collar university town of 38,000 residents. He used a budget surplus not to experiment with a socialist concept like redistributing wealth but to fix the city's deteriorating streets. And he oversaw the revitalization of downtown, often working with big business.</w:t>
+        <w:t>It was a remarkable show of force for Mr. Biden, the former vice president. In just three days he resurrected a campaign that had been on the verge of collapse after he lost the first three nominating states. But he bounced back with a landslide win in South Carolina on Saturday, and on Tuesday, in addition to victories in Texas, Virginia, North Carolina and Massachusetts, he prevailed in Arkansas, Alabama, Tennessee, Oklahoma and Minnesota.</w:t>
         <w:br/>
-        <w:t xml:space="preserve">  Back then, the Democrats were considered the old guard, his adversaries; in many cases, Mr. Sanders aligned himself with Republicans to get things done.</w:t>
+        <w:t>Mr. Sanders rebounded late in the evening in delegate-rich Western states: He was quickly declared the winner in Colorado and Utah after polls closed there, and he also claimed the largest delegate lode of the primary race, California, The Associated Press reported. Mr. Sanders also easily carried his home state of Vermont.</w:t>
         <w:br/>
-        <w:t xml:space="preserve">  ''Even though he talks revolution, he's an incrementalist,'' said Richard Sugarman, a longtime friend and a professor of religion at the University of Vermont. ''He knows that things will only be changed little by little, one by one. That's why he's been effective.''</w:t>
+        <w:t>Yet Mr. Biden's sweep of states across the South and the Midwest showed he had the makings of a formidable coalition that could propel him through the primaries. As he did in South Carolina, Mr. Biden rolled to victory in several states with the support of large majorities of African-Americans. And he also performed well with a demographic that was crucial to the party's success in the 2018 midterm elections: college-educated white voters.</w:t>
         <w:br/>
-        <w:t xml:space="preserve">  Critics on the right said their socialist mayor gave the city a bad image, wasting time on foreign affairs, including trips to Nicaragua and the Soviet Union. At the same time, critics on the left said he compromised too much with business interests and did not go far enough in pursuing socialist ideals. Over the span of his mayoralty, the number of families living in poverty grew -- to 798 in 1990 from 563 in 1980, an increase of 42 percent.</w:t>
+        <w:t>"We were told, well, when you got to Super Tuesday, it'd be over," a triumphant Mr. Biden, 77, said at a celebration in Los Angeles. "Well, it may be over for the other guy!"</w:t>
         <w:br/>
-        <w:t xml:space="preserve">  Still, he was re-elected three times, each with an increasing share of the vote. Under his watch, Burlington, Vermont's largest city, cropped up on lists of the best places to live. U.S. News and World Report named him one of the nation's 20 top mayors in 1987, crediting him with preserving affordable housing, holding the line on property taxes and making a serious push for home rule in a state where cities had little autonomy.</w:t>
+        <w:t>After a trying stretch in February, even Mr. Biden appeared surprised at the extent of his success. "I'm here to report we are very much alive!'' he said. "And make no mistake about it, this campaign will send Donald Trump packing."</w:t>
         <w:br/>
-        <w:t xml:space="preserve">  ''He learned how to use the levers of local government to improve people's lives,'' said Peter Dreier, a professor of politics and public policy at Occidental College who studied Burlington during Mr. Sanders's mayoralty.</w:t>
+        <w:t>For his part, Mr. Sanders continued to show strength with the voters who have made up his political base: Latinos, liberals and those under age 40. But he struggled to expand his appeal with older voters and African-Americans.</w:t>
         <w:br/>
-        <w:t xml:space="preserve">  This was not necessarily what many had expected.</w:t>
+        <w:t>The results also called into question Mr. Sanders's decision to spend valuable time over the past week campaigning in both Minnesota and Massachusetts, two states where he had hoped to embarrass rivals on their home turf. The gambit proved badly flawed: It was Mr. Biden who pulled off upset wins in both states, with the help of a last-minute endorsement from Senator Amy Klobuchar that upended the race in Minnesota.</w:t>
         <w:br/>
-        <w:t xml:space="preserve">  The arrival in the mayor's office in 1981 of a self-described socialist, who hung a portrait of Eugene V. Debs on his wall, put Burlington on the political map -- but as something of a joke. Garry Trudeau, creator of ''Doonesbury,'' called it ''The People's Republic of Burlington.'' Two weeks after Mr. Sanders was elected, unseating the entrenched Democratic mayor by just 10 votes, François Mitterrand, a socialist, was elected president of France. This spawned the slogan ''As Burlington goes, so goes France.''</w:t>
+        <w:t>The unexpected breadth of Mr. Biden's success, on a day when more than one-third of the delegates were at stake, illustrated the volatility of this race as well as the determination of many center-left Democrats to find a nominee and get on to challenging President Trump. The former vice president had little advertising and a skeletal organization and scarcely even visited many of the states he won, including liberal-leaning Minnesota and Massachusetts.</w:t>
         <w:br/>
-        <w:t xml:space="preserve">  But Mr. Sanders had more local concerns. Chief among them: the powerful board of aldermen, now called the City Council.</w:t>
+        <w:t>But his smashing victory in South Carolina echoed almost instantaneously, and his momentum from there proved far more powerful than the money Mr. Sanders and Mr. Bloomberg had poured into most of Tuesday's contests.</w:t>
         <w:br/>
-        <w:t xml:space="preserve">  Of the 13 aldermen, 11 opposed him and blocked everything he tried to do. They were convinced that Mr. Sanders's whisker-thin victory had been a fluke and were determined to stifle him. They fired his secretary. They refused to let him appoint his own cabinet. The city clerk opened his mail.</w:t>
+        <w:t>The early returns were a comprehensive setback for Mr. Bloomberg, the billionaire former mayor of New York City, who entered the race late and spent more than half a billion dollars on an aggressive advertising campaign. But Mr. Bloomberg slumped badly after a series of damaging clashes with Ms. Warren, and many moderates and African-Americans appeared to have abandoned him for Mr. Biden. Hours into vote-counting, Mr. Bloomberg had won only one contest, in American Samoa.</w:t>
         <w:br/>
-        <w:t xml:space="preserve">  The voluble Mr. Sanders did not sit idly by. The Burlington Free Press described that first year as ''one long shouting match.''</w:t>
+        <w:t>Addressing supporters in West Palm Beach, Fla., on Tuesday night, Mr. Bloomberg tried to put the best face on a dismal evening. "Here's what is clear," he said. "No matter how many delegates we win tonight, we have done something no one else thought was possible: In just three months, we've gone from 1 percent in the polls to being a contender for the Democratic nomination for president." Still, Mr. Bloomberg assessedhis path forward overnight and on Wednesday decided to withdraw.</w:t>
         <w:br/>
-        <w:t xml:space="preserve">  He finally gained his footing in March 1982 when he mounted a campaign against some of the aldermen who faced re-election. He mobilized voters, a tactic that would become a Sanders hallmark. And on Election Day, most of the old guard Democrats were tossed out, bolstering his progressive coalition of ''Sanderistas.''</w:t>
+        <w:t>Ms. Warren's loss in Massachusetts left her without a single victory after a month of primaries and caucuses, and in many places on Tuesday she was running in a relatively distant third or fourth place. Most dispiriting to Ms. Warren may be that she lost her home state not to Mr. Sanders, who worked hard to defeat her in her home state, but rather Mr. Biden, suggesting that none of the recent tumult in the race had worked to her advantage.</w:t>
         <w:br/>
-        <w:t xml:space="preserve">  ''Bernie couldn't manage his way out of a paper bag,'' said Garrison Nelson, a political scientist at the University of Vermont. ''But he brought on board an extremely talented group of people.''</w:t>
+        <w:t>But Ms. Warren's campaign in recent days explicitly laid out a strategy of accumulating delegates for a contested convention, and it was not clear that her latest setbacks would deter that approach. Ms. Warren campaigned on Tuesday in Michigan, which holds a primary next week, and urged voters to "cast the vote that will make you proud" rather than making more calculated assessments. And she has announced campaign stops in Arizona and Idaho, two other states that vote this month.</w:t>
         <w:br/>
-        <w:t xml:space="preserve">  Mr. Sanders, frugal by nature, set the tone. And together, they conducted the first audit of Burlington's pension system in a quarter-century. They moved the city's money into higher-yielding accounts. They raised fees for building permits and for utilities that dug up the city's streets. And they ended the cronyism by which the city's insurance contracts had been let, opening them to competitive bidding.</w:t>
+        <w:t>At Mr. Sanders's campaign party in Vermont on Tuesday night, he answered Mr. Biden's surge in the race with a battle cry for his supporters: He proclaimed "absolute confidence" that he would win the Democratic nomination, and delivered a scathing critique of Mr. Biden's record that left little doubt he would confront Mr. Biden's revived candidacy in blunt terms in the coming days.</w:t>
         <w:br/>
-        <w:t xml:space="preserve">  Taken together, these moves saved the city hundreds of thousands of dollars.</w:t>
+        <w:t>Without naming the former vice president, Mr. Sanders said there was another candidate in the race who had supported the invasion of Iraq, endorsed cutting Social Security, voted for international trade deals and "represented the credit card companies" by backing a 2005 overhaul of the bankruptcy code. As for himself, Mr. Sanders said, he had stood on the opposite side of every issue.</w:t>
         <w:br/>
-        <w:t xml:space="preserve">  ''Our slogan was we would 'out-Republican the Republicans,''' said John Franco Jr., who was assistant city attorney in the Sanders administration. ''The Republicans on the board liked that, and so on fiscal issues, they would side with us and we would have a governing coalition.''</w:t>
+        <w:t>"You cannot beat Trump with the same-old, same-old kind of politics," Mr. Sanders said. "What we need is a new politics that brings working-class people into our political movement."</w:t>
         <w:br/>
-        <w:t xml:space="preserve">  For all of his socialist oratory -- his first speech to the local chamber of commerce denounced Washington's support for ''fascist dictatorships'' in Latin America -- Mr. Sanders turned out to be good for business. Even though he imposed new taxes, on hotels, restaurants and bars, businesses did not flee.</w:t>
+        <w:t>Mr. Sanders was on track to rack up delegates in California, but he was sharing some of them with Mr. Biden in his own state of Vermont. And in Colorado, another state Mr. Sanders carried, he was dividing them four ways, as he, Mr. Biden, Mr. Bloomberg and Ms. Warren all reached the 15 percent threshold to win delegates there.</w:t>
         <w:br/>
-        <w:t xml:space="preserve">  Mr. Sanders also formed alliances of convenience, including one with Antonio Pomerleau, a wealthy developer whom Mr. Sanders had criticized during his first campaign for mayor. Mr. Pomerleau visited him after the election. ''I said, 'Congratulations, you're the mayor, but it's still my town,''' Mr. Pomerleau, now 98, recalled in an interview. He told him he was a Republican, but added, ''If you come up with good ideas for Burlington, I'll back you up.'''</w:t>
+        <w:t>The voting followed an extraordinary reframing of the race in the past 48 hours, as moderate candidates came together to form a united front against Mr. Sanders, a democratic socialist whose general election prospects are viewed skeptically by much of the party leadership. Mr. Biden's overwhelming victory in South Carolina on Saturday established him as the clear front-runner in the Democrats' centrist wing, prompting two rivals, Ms. Klobuchar and former Mayor Pete Buttigieg of South Bend, Ind., to end their bids and throw their support to Mr. Biden.</w:t>
         <w:br/>
-        <w:t xml:space="preserve">  Mr. Sanders came up with several that Mr. Pomerleau found agreeable, like raising the salaries of police officers. Mr. Sanders overlooked the mogul's status as a 1 percenter, saying he was a self-made capitalist, not a corporate capitalist, and relied on his advice. They remain friends to this day.</w:t>
+        <w:t>As Mr. Sanders, 78, returned to Vermont, where he voted Tuesday morning, his allies acknowledged that they had been caught off guard by the swiftness with which Mr. Biden's former adversaries had locked arms to oppose Mr. Sanders's campaign. They argued that Mr. Sanders was still far better equipped — financially and in his campaign organization — than Mr. Biden to compete for the nomination over a long primary race. And they vowed to highlight to voters the sharp differences in their agendas.</w:t>
         <w:br/>
-        <w:t xml:space="preserve">  If Mr. Sanders had a guiding political philosophy then, it might best be described as an amalgam of economic pragmatism, political savvy and a dash of his own brand of socialist theory. He defined that theory as ''opening up the doors of government, paying a special attention to the needs of poor people and working people.''</w:t>
+        <w:t>With their long tradition of elevating moderate Democrats, Virginia and North Carolina were fertile terrain for Mr. Biden. He got a lift from his triumph in nearby South Carolina, a state many Super Tuesday voters were watching to see whether Mr. Biden could recover from his early struggles, and then won a series of endorsements from party leaders, including many in Virginia.</w:t>
         <w:br/>
-        <w:t xml:space="preserve">  This was the logic behind his support for the workers at the General Electric plant making Gatling guns, which opened him to criticism from activists on the left.</w:t>
+        <w:t>His advantage only grew after Ms. Klobuchar and Mr. Buttigieg, who were competing for some of the same voters, withdrew from the race and gave their support to Mr. Biden.</w:t>
         <w:br/>
-        <w:t xml:space="preserve">  ''It was a big disappointment that a fellow leftist did not support us,'' said Jay Moore, a longtime Vermont political activist who was among those who had blocked the General Electric plant.</w:t>
+        <w:t>Mr. Bloomberg had poured millions of dollars from his personal fortune into TV ads in the two states and made repeated appearances in both, with his advisers holding out the most hope in North Carolina. And while he has been more focused on liberal states, Mr. Sanders made multiple stops in Virginia and North Carolina in the weeks after the New Hampshire primary last month.</w:t>
         <w:br/>
-        <w:t xml:space="preserve">  But in other instances he was a hard bargainer, and he became a practiced horse trader.</w:t>
+        <w:t>The Democratic campaign barreled into Super Tuesday in a state of extraordinary flux, as a loose alliance of party leaders, elected officials and centrist voting blocs seemed to fall in behind Mr. Biden since his weekend triumph in South Carolina. On Monday night, Mr. Biden made appearances in Texas with three former rivals — Ms. Klobuchar, Mr. Buttigieg and former Representative Beto O'Rourke — who are now supporting his candidacy, while Mr. Sanders rallied supporters in Minnesota in an effort to capture Ms. Klobuchar's home state.</w:t>
         <w:br/>
-        <w:t xml:space="preserve">  When he wanted to create a Community and Economic Development Office -- in part to seize power from the Planning Department, an obstructionist agency controlled by the old guard -- he won Republican backing by promising to use it as an instrument of economic growth. But the office also allowed Mr. Sanders to pursue his own agenda of creating more affordable housing.</w:t>
+        <w:t>Few presidential candidates have endured the political roller coaster Mr. Biden has found himself riding in recent weeks. After finishing a distant fourth in Iowa and then coming in fifth in New Hampshire, he was short on money, in danger of losing support to Mr. Bloomberg and facing a do-or-die primary in South Carolina.</w:t>
         <w:br/>
-        <w:t xml:space="preserve">  ''The creation of CEDO was the beginning of creating a strong mayor,'' said Michael Monte, who was assistant director and later director of the office. ''It became the administration's policy arm for a wide range of proposals.''</w:t>
+        <w:t>Yet after shaking up his campaign and installing a longtime adviser, Anita Dunn, as his chief strategist, Mr. Biden was able to claw back into contention by finishing second in Nevada. Then, after two solid debate performances during which his ascendant rivals were the ones under attack, he picked up a crucial endorsement: Representative James E. Clyburn, the highest-ranking African-American in Congress and the most influential South Carolina Democrat, came out for Mr. Biden at an emotional news conference.</w:t>
         <w:br/>
-        <w:t xml:space="preserve">  Among them was Mr. Sanders's initiative to save the Northgate Apartments, a huge, run-down complex of 336 townhouse-style units near Lake Champlain. The Sanders administration created a nonprofit entity that bought the complex from its private owners, stopping the proposed conversion of Northgate into high-priced condos, which would have driven out its low-income tenants.</w:t>
+        <w:t>With Mr. Clyburn's imprimatur, Mr. Biden built a considerable advantage with black voters that propelled him to a 28-point rout in South Carolina.</w:t>
         <w:br/>
-        <w:t xml:space="preserve">  ''The key was to make sure the city didn't get gentrified,'' said Mr. Nelson, the political scientist.</w:t>
+        <w:t>His big victory immediately prompted what Mr. Biden had been seeking for months: a flood of support from Democratic leaders, donors and his onetime rivals. By Monday night, just 48 hours after what was his first victory over three separate presidential runs, Mr. Biden was at the rally in Dallas, gaining the endorsements of his three former opponents.</w:t>
         <w:br/>
-        <w:t xml:space="preserve">  While many on the left applauded his efforts on housing, they were more critical of Mr. Sanders's stance during the yearslong, convoluted battle over development of the city's spectacular waterfront along Lake Champlain.</w:t>
+        <w:t>Mr. Sanders entered the day with a modest delegate advantage and was poised to extend his lead because, having consolidated much of the party's left, he was better organized and better funded than any of the more moderate candidates.</w:t>
         <w:br/>
-        <w:t xml:space="preserve">  Mr. Sanders wanted to open up the lakefront, long marred by a decrepit rail yard, for public use. Eventually, that is what happened. But for a time he backed a private proposal to build a complex of high-end condos, hotel and commercial space that critics said would block views of the lake and limit public access.</w:t>
+        <w:t>Having finished at the top of Iowa and New Hampshire with less than 30 percent of the vote, Mr. Sanders extended his lead with a commanding victory in Nevada, where he demonstrated that he could expand his heavily white base to include Hispanic voters.</w:t>
         <w:br/>
-        <w:t xml:space="preserve">  More deal maker than ideologue, Mr. Sanders later worked for a compromise that scaled back the proposal and added public amenities like green space. He said the compromise, supported by most of the aldermen, was the best he could get and that the development would expand the city's tax base, bringing millions of dollars into city coffers.</w:t>
+        <w:t>The propulsive energy behind both Mr. Biden and Mr. Sanders posed a challenge to two other formidable candidates, Ms. Warren and Mr. Bloomberg, who have charted drastically different paths to the final stages of the Democratic race. For Mr. Bloomberg, the Super Tuesday contests were the first time he appeared on a ballot, because he bypassed the February contests entirely.</w:t>
         <w:br/>
-        <w:t xml:space="preserve">  He then championed a $6 million bond issue to pay for the infrastructure and public amenities.</w:t>
+        <w:t>Mr. Bloomberg, the wealthy former mayor of New York City, has been a pervasive presence in the race: He has run more than half a billion dollars in paid advertising since he announced his campaign in November, offering himself to the Democratic establishment as a potential savior if Mr. Biden failed to halt Mr. Sanders in the earliest primaries and caucuses.</w:t>
         <w:br/>
-        <w:t xml:space="preserve">  But environmentalists and others accused Mr. Sanders of selling out to business interests. The dispute led to a highly contentious campaign over the bond issue.</w:t>
+        <w:t>Yet Mr. Bloomberg's prospects were uncertain heading into Super Tuesday, after his disastrous performance in a debate last month in Las Vegas and Mr. Biden's resurgence in the polls.</w:t>
         <w:br/>
-        <w:t xml:space="preserve">  ''We fought like hell,'' recalled Sandy Baird, then part of the Green movement, now a professor at Burlington College. ''We wanted that land open to the public.''</w:t>
+        <w:t>Katie Glueck contributed reporting from Oakland, Calif., and Patricia Mazzei from Miami.</w:t>
         <w:br/>
-        <w:t xml:space="preserve">  Mr. Sanders's side lost. In December 1985, the bond issue garnered 54 percent of the vote but not the two-thirds majority necessary to pass; many working-class areas voted against it.</w:t>
-        <w:br/>
-        <w:t xml:space="preserve">  With the proposal dead, Mayor Sanders tacked again toward the pragmatic: The city and state revived a lawsuit to claim the waterfront for public use. After years of litigation, Vermont's highest court ruled in their favor, clearing the way for the much-heralded public waterfront of today -- free of large private high-end development along the shoreline.</w:t>
-        <w:br/>
-        <w:t xml:space="preserve">  Now, the waterfront is Burlington's most valuable asset. Residents and tourists flock to its leafy open spaces, public docks, restaurants and bike path.</w:t>
-        <w:br/>
-        <w:t xml:space="preserve">  In May, it provided a picture-perfect backdrop for Mr. Sanders to announce that he was running for president.</w:t>
-        <w:br/>
-        <w:br/>
-        <w:t>http://www.nytimes.com/2015/11/26/us/politics/as-mayor-bernie-sanders-was-more-pragmatic-than-socialist.html</w:t>
-        <w:br/>
-        <w:br/>
-        <w:t>Graphic</w:t>
-        <w:br/>
-        <w:br/>
-        <w:t xml:space="preserve"> </w:t>
-        <w:br/>
-        <w:t>PHOTOS: Bernie Sanders in 1981. (PHOTOGRAPH BY VERMONT VANGUARD PRESS) (A1)</w:t>
-        <w:br/>
-        <w:t>Bernie Sanders in 1981, after he was elected mayor of Burlington, Vt. Mr. Sanders added taxes on hotels, restaurants and bars, but businesses did not flee the city, left. He held the office for eight years. (PHOTOGRAPHS BY ROB SWANSON</w:t>
-        <w:br/>
-        <w:t xml:space="preserve"> JACOB HANNAH FOR THE NEW YORK TIMES) (A28)</w:t>
+        <w:t>PHOTOS: Joseph R. Biden Jr., top, Tuesday night in Los Angeles, and Senator Bernie Sanders in Essex Junction, Vt. About a third of the Democratic delegates were at stake in nationwide primaries. (PHOTOGRAPHS BY JOSH HANER/THE NEW YORK TIMES; ERIN SCHAFF/THE NEW YORK TIMES) (A1); Joseph R. Biden Jr., left, secured victory in four Southern states and won in Massachusetts, the home state of Senator Elizabeth Warren, above, who vowed to forge ahead in the face of pressure. Michael R. Bloomberg, the former mayor of New York City, won only one contest, in American Samoa. (PHOTOGRAPHS BY JOSH HANER/THE NEW YORK TIMES; RUTH FREMSON/THE NEW YORK TIMES; CHANG W. LEE/THE NEW YORK TIMES); Senator Bernie Sanders rode a wave of liberal support to win in Western states, including Colorado, Utah and, according to The Associated Press, California. (PHOTOGRAPH BY ERIN SCHAFF/THE NEW YORK TIMES) (A14-A15)</w:t>
       </w:r>
     </w:p>
     <w:sectPr>

--- a/example_articles/states/Vermont/3.states_Vermont_New_York_Times.docx
+++ b/example_articles/states/Vermont/3.states_Vermont_New_York_Times.docx
@@ -7,7 +7,7 @@
         <w:pStyle w:val="Heading1"/>
       </w:pPr>
       <w:r>
-        <w:t>Biden Revives Campaign, Winning Nine States, but Sanders Takes California</w:t>
+        <w:t>As a Mayor, Sanders Favored Pragmatism Over His Idealism</w:t>
       </w:r>
     </w:p>
     <w:p>
@@ -17,17 +17,17 @@
     </w:p>
     <w:p>
       <w:r>
-        <w:t>Date: 2020-03-03</w:t>
+        <w:t>Date: 2015-11-26</w:t>
       </w:r>
     </w:p>
     <w:p>
       <w:r>
-        <w:t>Section: US; politics</w:t>
+        <w:t>Section: Section A; Column 0; National Desk; Pg. 1</w:t>
       </w:r>
     </w:p>
     <w:p>
       <w:r>
-        <w:t>Source file: NYT/14.DOCX</w:t>
+        <w:t>Source file: NYT/36.DOCX</w:t>
       </w:r>
     </w:p>
     <w:p>
@@ -49,83 +49,104 @@
     </w:p>
     <w:p>
       <w:r>
-        <w:t>The voting on the biggest day of the Democratic presidential campaign increasingly suggested a two-person race between candidates representing competing wings of the party.</w:t>
+        <w:t>BURLINGTON, Vt. --  When Bernie Sanders, a self-declared socialist, served as mayor here in the 1980s, he often complained that the United States had its priorities wrong, that it should be diverting money from the military to domestic needs like housing and health care.</w:t>
         <w:br/>
-        <w:t>The Democratic presidential race emerged from Super Tuesday with two clear front-runners as Joseph R. Biden Jr. won Texas, Virginia, North Carolina and at least six other states, largely through support from African-Americans and moderates, while Senator            Bernie Sanders harnessed the backing of liberals and young voters to claim the biggest prize of the campaign, California, and several other primaries.</w:t>
+        <w:t xml:space="preserve">So when dozens of antiwar activists blocked the entrance to the local General Electric plant because it was manufacturing Gatling guns to fight the socialists in Central America, the protesters expected the mayor's full support. </w:t>
         <w:br/>
-        <w:t>As the results were still being counted in several states, Mr. Biden received another boost to his campaign on Wednesday morning, when Michael R. Bloomberg, the billionaire former mayor of New York City, ended bid for the nomination and endorsed Mr. Biden. The decision removes another candidate from the centrist lane as Mr. Biden consolidates the moderate wing of the party.</w:t>
+        <w:t xml:space="preserve">  Instead, he lined up with union officials and watched as the police made arrests, saying later that in blocking the plant, the activists were keeping workers from their jobs.</w:t>
         <w:br/>
-        <w:t>The returns across the country on the biggest night of voting suggested that the Democratic contest was increasingly focused on two candidates who are standard-bearers for competing wings of the party, Mr. Biden in the political center and Mr. Sanders on the left. Their two other major rivals, Senator Elizabeth Warren and            Mr. Bloomberg, were on track to finish well behind them and faced an uncertain path forward.</w:t>
+        <w:t xml:space="preserve">  It was a classic example of how Mr. Sanders governed -- as a pragmatist. He tended to talk globally but act locally, in this case choosing the real and immediate socialist principle of protecting workers over blocking the making of weapons to fight leftists abroad. Although he often shouted about foreign affairs, Mr. Sanders was consumed with running the city.</w:t>
         <w:br/>
-        <w:t>Mr. Biden's victories came chiefly in the South and the Midwest, and in some of them he won by unexpectedly wide margins. In a surprising upset, Mr. Biden even captured Ms. Warren's home state of Massachusetts, where he did not appear in person, and where Mr. Sanders had campaigned aggressively in recent days.</w:t>
+        <w:t xml:space="preserve">  Now 74 and the junior senator from Vermont, Mr. Sanders sometimes cites his eight years as mayor as he seeks the Democratic nomination for president. His mayoralty was his only experience as a chief executive, and it showed him to be a leader guided more by practicality than ideology.</w:t>
         <w:br/>
-        <w:t>It was a remarkable show of force for Mr. Biden, the former vice president. In just three days he resurrected a campaign that had been on the verge of collapse after he lost the first three nominating states. But he bounced back with a landslide win in South Carolina on Saturday, and on Tuesday, in addition to victories in Texas, Virginia, North Carolina and Massachusetts, he prevailed in Arkansas, Alabama, Tennessee, Oklahoma and Minnesota.</w:t>
+        <w:t xml:space="preserve">  The mayor who was quick to condemn millionaires also imposed fiscal discipline here in this laid-back blue-collar university town of 38,000 residents. He used a budget surplus not to experiment with a socialist concept like redistributing wealth but to fix the city's deteriorating streets. And he oversaw the revitalization of downtown, often working with big business.</w:t>
         <w:br/>
-        <w:t>Mr. Sanders rebounded late in the evening in delegate-rich Western states: He was quickly declared the winner in Colorado and Utah after polls closed there, and he also claimed the largest delegate lode of the primary race, California, The Associated Press reported. Mr. Sanders also easily carried his home state of Vermont.</w:t>
+        <w:t xml:space="preserve">  Back then, the Democrats were considered the old guard, his adversaries; in many cases, Mr. Sanders aligned himself with Republicans to get things done.</w:t>
         <w:br/>
-        <w:t>Yet Mr. Biden's sweep of states across the South and the Midwest showed he had the makings of a formidable coalition that could propel him through the primaries. As he did in South Carolina, Mr. Biden rolled to victory in several states with the support of large majorities of African-Americans. And he also performed well with a demographic that was crucial to the party's success in the 2018 midterm elections: college-educated white voters.</w:t>
+        <w:t xml:space="preserve">  ''Even though he talks revolution, he's an incrementalist,'' said Richard Sugarman, a longtime friend and a professor of religion at the University of Vermont. ''He knows that things will only be changed little by little, one by one. That's why he's been effective.''</w:t>
         <w:br/>
-        <w:t>"We were told, well, when you got to Super Tuesday, it'd be over," a triumphant Mr. Biden, 77, said at a celebration in Los Angeles. "Well, it may be over for the other guy!"</w:t>
+        <w:t xml:space="preserve">  Critics on the right said their socialist mayor gave the city a bad image, wasting time on foreign affairs, including trips to Nicaragua and the Soviet Union. At the same time, critics on the left said he compromised too much with business interests and did not go far enough in pursuing socialist ideals. Over the span of his mayoralty, the number of families living in poverty grew -- to 798 in 1990 from 563 in 1980, an increase of 42 percent.</w:t>
         <w:br/>
-        <w:t>After a trying stretch in February, even Mr. Biden appeared surprised at the extent of his success. "I'm here to report we are very much alive!'' he said. "And make no mistake about it, this campaign will send Donald Trump packing."</w:t>
+        <w:t xml:space="preserve">  Still, he was re-elected three times, each with an increasing share of the vote. Under his watch, Burlington, Vermont's largest city, cropped up on lists of the best places to live. U.S. News and World Report named him one of the nation's 20 top mayors in 1987, crediting him with preserving affordable housing, holding the line on property taxes and making a serious push for home rule in a state where cities had little autonomy.</w:t>
         <w:br/>
-        <w:t>For his part, Mr. Sanders continued to show strength with the voters who have made up his political base: Latinos, liberals and those under age 40. But he struggled to expand his appeal with older voters and African-Americans.</w:t>
+        <w:t xml:space="preserve">  ''He learned how to use the levers of local government to improve people's lives,'' said Peter Dreier, a professor of politics and public policy at Occidental College who studied Burlington during Mr. Sanders's mayoralty.</w:t>
         <w:br/>
-        <w:t>The results also called into question Mr. Sanders's decision to spend valuable time over the past week campaigning in both Minnesota and Massachusetts, two states where he had hoped to embarrass rivals on their home turf. The gambit proved badly flawed: It was Mr. Biden who pulled off upset wins in both states, with the help of a last-minute endorsement from Senator Amy Klobuchar that upended the race in Minnesota.</w:t>
+        <w:t xml:space="preserve">  This was not necessarily what many had expected.</w:t>
         <w:br/>
-        <w:t>The unexpected breadth of Mr. Biden's success, on a day when more than one-third of the delegates were at stake, illustrated the volatility of this race as well as the determination of many center-left Democrats to find a nominee and get on to challenging President Trump. The former vice president had little advertising and a skeletal organization and scarcely even visited many of the states he won, including liberal-leaning Minnesota and Massachusetts.</w:t>
+        <w:t xml:space="preserve">  The arrival in the mayor's office in 1981 of a self-described socialist, who hung a portrait of Eugene V. Debs on his wall, put Burlington on the political map -- but as something of a joke. Garry Trudeau, creator of ''Doonesbury,'' called it ''The People's Republic of Burlington.'' Two weeks after Mr. Sanders was elected, unseating the entrenched Democratic mayor by just 10 votes, François Mitterrand, a socialist, was elected president of France. This spawned the slogan ''As Burlington goes, so goes France.''</w:t>
         <w:br/>
-        <w:t>But his smashing victory in South Carolina echoed almost instantaneously, and his momentum from there proved far more powerful than the money Mr. Sanders and Mr. Bloomberg had poured into most of Tuesday's contests.</w:t>
+        <w:t xml:space="preserve">  But Mr. Sanders had more local concerns. Chief among them: the powerful board of aldermen, now called the City Council.</w:t>
         <w:br/>
-        <w:t>The early returns were a comprehensive setback for Mr. Bloomberg, the billionaire former mayor of New York City, who entered the race late and spent more than half a billion dollars on an aggressive advertising campaign. But Mr. Bloomberg slumped badly after a series of damaging clashes with Ms. Warren, and many moderates and African-Americans appeared to have abandoned him for Mr. Biden. Hours into vote-counting, Mr. Bloomberg had won only one contest, in American Samoa.</w:t>
+        <w:t xml:space="preserve">  Of the 13 aldermen, 11 opposed him and blocked everything he tried to do. They were convinced that Mr. Sanders's whisker-thin victory had been a fluke and were determined to stifle him. They fired his secretary. They refused to let him appoint his own cabinet. The city clerk opened his mail.</w:t>
         <w:br/>
-        <w:t>Addressing supporters in West Palm Beach, Fla., on Tuesday night, Mr. Bloomberg tried to put the best face on a dismal evening. "Here's what is clear," he said. "No matter how many delegates we win tonight, we have done something no one else thought was possible: In just three months, we've gone from 1 percent in the polls to being a contender for the Democratic nomination for president." Still, Mr. Bloomberg assessedhis path forward overnight and on Wednesday decided to withdraw.</w:t>
+        <w:t xml:space="preserve">  The voluble Mr. Sanders did not sit idly by. The Burlington Free Press described that first year as ''one long shouting match.''</w:t>
         <w:br/>
-        <w:t>Ms. Warren's loss in Massachusetts left her without a single victory after a month of primaries and caucuses, and in many places on Tuesday she was running in a relatively distant third or fourth place. Most dispiriting to Ms. Warren may be that she lost her home state not to Mr. Sanders, who worked hard to defeat her in her home state, but rather Mr. Biden, suggesting that none of the recent tumult in the race had worked to her advantage.</w:t>
+        <w:t xml:space="preserve">  He finally gained his footing in March 1982 when he mounted a campaign against some of the aldermen who faced re-election. He mobilized voters, a tactic that would become a Sanders hallmark. And on Election Day, most of the old guard Democrats were tossed out, bolstering his progressive coalition of ''Sanderistas.''</w:t>
         <w:br/>
-        <w:t>But Ms. Warren's campaign in recent days explicitly laid out a strategy of accumulating delegates for a contested convention, and it was not clear that her latest setbacks would deter that approach. Ms. Warren campaigned on Tuesday in Michigan, which holds a primary next week, and urged voters to "cast the vote that will make you proud" rather than making more calculated assessments. And she has announced campaign stops in Arizona and Idaho, two other states that vote this month.</w:t>
+        <w:t xml:space="preserve">  ''Bernie couldn't manage his way out of a paper bag,'' said Garrison Nelson, a political scientist at the University of Vermont. ''But he brought on board an extremely talented group of people.''</w:t>
         <w:br/>
-        <w:t>At Mr. Sanders's campaign party in Vermont on Tuesday night, he answered Mr. Biden's surge in the race with a battle cry for his supporters: He proclaimed "absolute confidence" that he would win the Democratic nomination, and delivered a scathing critique of Mr. Biden's record that left little doubt he would confront Mr. Biden's revived candidacy in blunt terms in the coming days.</w:t>
+        <w:t xml:space="preserve">  Mr. Sanders, frugal by nature, set the tone. And together, they conducted the first audit of Burlington's pension system in a quarter-century. They moved the city's money into higher-yielding accounts. They raised fees for building permits and for utilities that dug up the city's streets. And they ended the cronyism by which the city's insurance contracts had been let, opening them to competitive bidding.</w:t>
         <w:br/>
-        <w:t>Without naming the former vice president, Mr. Sanders said there was another candidate in the race who had supported the invasion of Iraq, endorsed cutting Social Security, voted for international trade deals and "represented the credit card companies" by backing a 2005 overhaul of the bankruptcy code. As for himself, Mr. Sanders said, he had stood on the opposite side of every issue.</w:t>
+        <w:t xml:space="preserve">  Taken together, these moves saved the city hundreds of thousands of dollars.</w:t>
         <w:br/>
-        <w:t>"You cannot beat Trump with the same-old, same-old kind of politics," Mr. Sanders said. "What we need is a new politics that brings working-class people into our political movement."</w:t>
+        <w:t xml:space="preserve">  ''Our slogan was we would 'out-Republican the Republicans,''' said John Franco Jr., who was assistant city attorney in the Sanders administration. ''The Republicans on the board liked that, and so on fiscal issues, they would side with us and we would have a governing coalition.''</w:t>
         <w:br/>
-        <w:t>Mr. Sanders was on track to rack up delegates in California, but he was sharing some of them with Mr. Biden in his own state of Vermont. And in Colorado, another state Mr. Sanders carried, he was dividing them four ways, as he, Mr. Biden, Mr. Bloomberg and Ms. Warren all reached the 15 percent threshold to win delegates there.</w:t>
+        <w:t xml:space="preserve">  For all of his socialist oratory -- his first speech to the local chamber of commerce denounced Washington's support for ''fascist dictatorships'' in Latin America -- Mr. Sanders turned out to be good for business. Even though he imposed new taxes, on hotels, restaurants and bars, businesses did not flee.</w:t>
         <w:br/>
-        <w:t>The voting followed an extraordinary reframing of the race in the past 48 hours, as moderate candidates came together to form a united front against Mr. Sanders, a democratic socialist whose general election prospects are viewed skeptically by much of the party leadership. Mr. Biden's overwhelming victory in South Carolina on Saturday established him as the clear front-runner in the Democrats' centrist wing, prompting two rivals, Ms. Klobuchar and former Mayor Pete Buttigieg of South Bend, Ind., to end their bids and throw their support to Mr. Biden.</w:t>
+        <w:t xml:space="preserve">  Mr. Sanders also formed alliances of convenience, including one with Antonio Pomerleau, a wealthy developer whom Mr. Sanders had criticized during his first campaign for mayor. Mr. Pomerleau visited him after the election. ''I said, 'Congratulations, you're the mayor, but it's still my town,''' Mr. Pomerleau, now 98, recalled in an interview. He told him he was a Republican, but added, ''If you come up with good ideas for Burlington, I'll back you up.'''</w:t>
         <w:br/>
-        <w:t>As Mr. Sanders, 78, returned to Vermont, where he voted Tuesday morning, his allies acknowledged that they had been caught off guard by the swiftness with which Mr. Biden's former adversaries had locked arms to oppose Mr. Sanders's campaign. They argued that Mr. Sanders was still far better equipped — financially and in his campaign organization — than Mr. Biden to compete for the nomination over a long primary race. And they vowed to highlight to voters the sharp differences in their agendas.</w:t>
+        <w:t xml:space="preserve">  Mr. Sanders came up with several that Mr. Pomerleau found agreeable, like raising the salaries of police officers. Mr. Sanders overlooked the mogul's status as a 1 percenter, saying he was a self-made capitalist, not a corporate capitalist, and relied on his advice. They remain friends to this day.</w:t>
         <w:br/>
-        <w:t>With their long tradition of elevating moderate Democrats, Virginia and North Carolina were fertile terrain for Mr. Biden. He got a lift from his triumph in nearby South Carolina, a state many Super Tuesday voters were watching to see whether Mr. Biden could recover from his early struggles, and then won a series of endorsements from party leaders, including many in Virginia.</w:t>
+        <w:t xml:space="preserve">  If Mr. Sanders had a guiding political philosophy then, it might best be described as an amalgam of economic pragmatism, political savvy and a dash of his own brand of socialist theory. He defined that theory as ''opening up the doors of government, paying a special attention to the needs of poor people and working people.''</w:t>
         <w:br/>
-        <w:t>His advantage only grew after Ms. Klobuchar and Mr. Buttigieg, who were competing for some of the same voters, withdrew from the race and gave their support to Mr. Biden.</w:t>
+        <w:t xml:space="preserve">  This was the logic behind his support for the workers at the General Electric plant making Gatling guns, which opened him to criticism from activists on the left.</w:t>
         <w:br/>
-        <w:t>Mr. Bloomberg had poured millions of dollars from his personal fortune into TV ads in the two states and made repeated appearances in both, with his advisers holding out the most hope in North Carolina. And while he has been more focused on liberal states, Mr. Sanders made multiple stops in Virginia and North Carolina in the weeks after the New Hampshire primary last month.</w:t>
+        <w:t xml:space="preserve">  ''It was a big disappointment that a fellow leftist did not support us,'' said Jay Moore, a longtime Vermont political activist who was among those who had blocked the General Electric plant.</w:t>
         <w:br/>
-        <w:t>The Democratic campaign barreled into Super Tuesday in a state of extraordinary flux, as a loose alliance of party leaders, elected officials and centrist voting blocs seemed to fall in behind Mr. Biden since his weekend triumph in South Carolina. On Monday night, Mr. Biden made appearances in Texas with three former rivals — Ms. Klobuchar, Mr. Buttigieg and former Representative Beto O'Rourke — who are now supporting his candidacy, while Mr. Sanders rallied supporters in Minnesota in an effort to capture Ms. Klobuchar's home state.</w:t>
+        <w:t xml:space="preserve">  But in other instances he was a hard bargainer, and he became a practiced horse trader.</w:t>
         <w:br/>
-        <w:t>Few presidential candidates have endured the political roller coaster Mr. Biden has found himself riding in recent weeks. After finishing a distant fourth in Iowa and then coming in fifth in New Hampshire, he was short on money, in danger of losing support to Mr. Bloomberg and facing a do-or-die primary in South Carolina.</w:t>
+        <w:t xml:space="preserve">  When he wanted to create a Community and Economic Development Office -- in part to seize power from the Planning Department, an obstructionist agency controlled by the old guard -- he won Republican backing by promising to use it as an instrument of economic growth. But the office also allowed Mr. Sanders to pursue his own agenda of creating more affordable housing.</w:t>
         <w:br/>
-        <w:t>Yet after shaking up his campaign and installing a longtime adviser, Anita Dunn, as his chief strategist, Mr. Biden was able to claw back into contention by finishing second in Nevada. Then, after two solid debate performances during which his ascendant rivals were the ones under attack, he picked up a crucial endorsement: Representative James E. Clyburn, the highest-ranking African-American in Congress and the most influential South Carolina Democrat, came out for Mr. Biden at an emotional news conference.</w:t>
+        <w:t xml:space="preserve">  ''The creation of CEDO was the beginning of creating a strong mayor,'' said Michael Monte, who was assistant director and later director of the office. ''It became the administration's policy arm for a wide range of proposals.''</w:t>
         <w:br/>
-        <w:t>With Mr. Clyburn's imprimatur, Mr. Biden built a considerable advantage with black voters that propelled him to a 28-point rout in South Carolina.</w:t>
+        <w:t xml:space="preserve">  Among them was Mr. Sanders's initiative to save the Northgate Apartments, a huge, run-down complex of 336 townhouse-style units near Lake Champlain. The Sanders administration created a nonprofit entity that bought the complex from its private owners, stopping the proposed conversion of Northgate into high-priced condos, which would have driven out its low-income tenants.</w:t>
         <w:br/>
-        <w:t>His big victory immediately prompted what Mr. Biden had been seeking for months: a flood of support from Democratic leaders, donors and his onetime rivals. By Monday night, just 48 hours after what was his first victory over three separate presidential runs, Mr. Biden was at the rally in Dallas, gaining the endorsements of his three former opponents.</w:t>
+        <w:t xml:space="preserve">  ''The key was to make sure the city didn't get gentrified,'' said Mr. Nelson, the political scientist.</w:t>
         <w:br/>
-        <w:t>Mr. Sanders entered the day with a modest delegate advantage and was poised to extend his lead because, having consolidated much of the party's left, he was better organized and better funded than any of the more moderate candidates.</w:t>
+        <w:t xml:space="preserve">  While many on the left applauded his efforts on housing, they were more critical of Mr. Sanders's stance during the yearslong, convoluted battle over development of the city's spectacular waterfront along Lake Champlain.</w:t>
         <w:br/>
-        <w:t>Having finished at the top of Iowa and New Hampshire with less than 30 percent of the vote, Mr. Sanders extended his lead with a commanding victory in Nevada, where he demonstrated that he could expand his heavily white base to include Hispanic voters.</w:t>
+        <w:t xml:space="preserve">  Mr. Sanders wanted to open up the lakefront, long marred by a decrepit rail yard, for public use. Eventually, that is what happened. But for a time he backed a private proposal to build a complex of high-end condos, hotel and commercial space that critics said would block views of the lake and limit public access.</w:t>
         <w:br/>
-        <w:t>The propulsive energy behind both Mr. Biden and Mr. Sanders posed a challenge to two other formidable candidates, Ms. Warren and Mr. Bloomberg, who have charted drastically different paths to the final stages of the Democratic race. For Mr. Bloomberg, the Super Tuesday contests were the first time he appeared on a ballot, because he bypassed the February contests entirely.</w:t>
+        <w:t xml:space="preserve">  More deal maker than ideologue, Mr. Sanders later worked for a compromise that scaled back the proposal and added public amenities like green space. He said the compromise, supported by most of the aldermen, was the best he could get and that the development would expand the city's tax base, bringing millions of dollars into city coffers.</w:t>
         <w:br/>
-        <w:t>Mr. Bloomberg, the wealthy former mayor of New York City, has been a pervasive presence in the race: He has run more than half a billion dollars in paid advertising since he announced his campaign in November, offering himself to the Democratic establishment as a potential savior if Mr. Biden failed to halt Mr. Sanders in the earliest primaries and caucuses.</w:t>
+        <w:t xml:space="preserve">  He then championed a $6 million bond issue to pay for the infrastructure and public amenities.</w:t>
         <w:br/>
-        <w:t>Yet Mr. Bloomberg's prospects were uncertain heading into Super Tuesday, after his disastrous performance in a debate last month in Las Vegas and Mr. Biden's resurgence in the polls.</w:t>
+        <w:t xml:space="preserve">  But environmentalists and others accused Mr. Sanders of selling out to business interests. The dispute led to a highly contentious campaign over the bond issue.</w:t>
         <w:br/>
-        <w:t>Katie Glueck contributed reporting from Oakland, Calif., and Patricia Mazzei from Miami.</w:t>
+        <w:t xml:space="preserve">  ''We fought like hell,'' recalled Sandy Baird, then part of the Green movement, now a professor at Burlington College. ''We wanted that land open to the public.''</w:t>
         <w:br/>
-        <w:t>PHOTOS: Joseph R. Biden Jr., top, Tuesday night in Los Angeles, and Senator Bernie Sanders in Essex Junction, Vt. About a third of the Democratic delegates were at stake in nationwide primaries. (PHOTOGRAPHS BY JOSH HANER/THE NEW YORK TIMES; ERIN SCHAFF/THE NEW YORK TIMES) (A1); Joseph R. Biden Jr., left, secured victory in four Southern states and won in Massachusetts, the home state of Senator Elizabeth Warren, above, who vowed to forge ahead in the face of pressure. Michael R. Bloomberg, the former mayor of New York City, won only one contest, in American Samoa. (PHOTOGRAPHS BY JOSH HANER/THE NEW YORK TIMES; RUTH FREMSON/THE NEW YORK TIMES; CHANG W. LEE/THE NEW YORK TIMES); Senator Bernie Sanders rode a wave of liberal support to win in Western states, including Colorado, Utah and, according to The Associated Press, California. (PHOTOGRAPH BY ERIN SCHAFF/THE NEW YORK TIMES) (A14-A15)</w:t>
+        <w:t xml:space="preserve">  Mr. Sanders's side lost. In December 1985, the bond issue garnered 54 percent of the vote but not the two-thirds majority necessary to pass; many working-class areas voted against it.</w:t>
+        <w:br/>
+        <w:t xml:space="preserve">  With the proposal dead, Mayor Sanders tacked again toward the pragmatic: The city and state revived a lawsuit to claim the waterfront for public use. After years of litigation, Vermont's highest court ruled in their favor, clearing the way for the much-heralded public waterfront of today -- free of large private high-end development along the shoreline.</w:t>
+        <w:br/>
+        <w:t xml:space="preserve">  Now, the waterfront is Burlington's most valuable asset. Residents and tourists flock to its leafy open spaces, public docks, restaurants and bike path.</w:t>
+        <w:br/>
+        <w:t xml:space="preserve">  In May, it provided a picture-perfect backdrop for Mr. Sanders to announce that he was running for president.</w:t>
+        <w:br/>
+        <w:br/>
+        <w:t>http://www.nytimes.com/2015/11/26/us/politics/as-mayor-bernie-sanders-was-more-pragmatic-than-socialist.html</w:t>
+        <w:br/>
+        <w:br/>
+        <w:t>Graphic</w:t>
+        <w:br/>
+        <w:br/>
+        <w:t xml:space="preserve"> </w:t>
+        <w:br/>
+        <w:t>PHOTOS: Bernie Sanders in 1981. (PHOTOGRAPH BY VERMONT VANGUARD PRESS) (A1)</w:t>
+        <w:br/>
+        <w:t>Bernie Sanders in 1981, after he was elected mayor of Burlington, Vt. Mr. Sanders added taxes on hotels, restaurants and bars, but businesses did not flee the city, left. He held the office for eight years. (PHOTOGRAPHS BY ROB SWANSON</w:t>
+        <w:br/>
+        <w:t xml:space="preserve"> JACOB HANNAH FOR THE NEW YORK TIMES) (A28)</w:t>
       </w:r>
     </w:p>
     <w:sectPr>
